--- a/SEN_381_PED_v2.4.docx
+++ b/SEN_381_PED_v2.4.docx
@@ -30611,6 +30611,248 @@
 </Signature>
 </file>
 
+<file path=_xmlsignatures/sig2.xml><?xml version="1.0" encoding="utf-8"?>
+<Signature xmlns="http://www.w3.org/2000/09/xmldsig#" Id="idPackageSignature">
+  <SignedInfo>
+    <CanonicalizationMethod Algorithm="http://www.w3.org/TR/2001/REC-xml-c14n-20010315"/>
+    <SignatureMethod Algorithm="http://www.w3.org/2001/04/xmldsig-more#rsa-sha256"/>
+    <Reference Type="http://www.w3.org/2000/09/xmldsig#Object" URI="#idPackageObject">
+      <DigestMethod Algorithm="http://www.w3.org/2001/04/xmlenc#sha256"/>
+      <DigestValue>Gc+R23WSD6+pOJfeHym6dqTsXQjxUkhGfpV6D9uMKbk=</DigestValue>
+    </Reference>
+    <Reference Type="http://www.w3.org/2000/09/xmldsig#Object" URI="#idOfficeObject">
+      <DigestMethod Algorithm="http://www.w3.org/2001/04/xmlenc#sha256"/>
+      <DigestValue>+iQGJC0FcxJRUeMSywnw7TKrAPABuduu74HhqthXBzY=</DigestValue>
+    </Reference>
+    <Reference Type="http://uri.etsi.org/01903#SignedProperties" URI="#idSignedProperties">
+      <Transforms>
+        <Transform Algorithm="http://www.w3.org/TR/2001/REC-xml-c14n-20010315"/>
+      </Transforms>
+      <DigestMethod Algorithm="http://www.w3.org/2001/04/xmlenc#sha256"/>
+      <DigestValue>3QrsrVA4hvSxhCv9Jnu2sMbQPt1vy+9VM/6IA4rLhLk=</DigestValue>
+    </Reference>
+    <Reference Type="http://www.w3.org/2000/09/xmldsig#Object" URI="#idValidSigLnImg">
+      <DigestMethod Algorithm="http://www.w3.org/2001/04/xmlenc#sha256"/>
+      <DigestValue>EYo5eroPoyrSjuE1Tz/Eb3eaz7nv2NbxG8SOOFlDm7g=</DigestValue>
+    </Reference>
+    <Reference Type="http://www.w3.org/2000/09/xmldsig#Object" URI="#idInvalidSigLnImg">
+      <DigestMethod Algorithm="http://www.w3.org/2001/04/xmlenc#sha256"/>
+      <DigestValue>yKBPrfh18tkUPWGfb/OkJOHRznrshMmKFtIWL01C9ls=</DigestValue>
+    </Reference>
+  </SignedInfo>
+  <SignatureValue>P0tdcTW5pxK3o/ZqIS4jS0o24bEVcKDS5KJYhrrMJaGE8g7rXqEafx7/ikmqOe5+T9bUOOro4uHT
+umc8M3IRaqxTNXUW/Rr36OPeWnTzJ2pwfhxBHhAz3qjPitt/fpyGaUDXW2B0yN08ERCyV33OPTls
+D/R+MgPiiWINJVAz/oJq/xytGWcYL+SjM4MGY37g7BmiCGQL/l8q6VGombz40AfhJcNjgQ/B9swI
+rosB5meB+badRNenbnTtiRIDcYoZ7dgyk+80LLFaASrRPqnUbL2MREoyw3qLWsGN0nyR3jtR1lcD
+BcP28y5ebTorvnE1QWGG1lACV/09mE4841/Szw==</SignatureValue>
+  <KeyInfo>
+    <X509Data>
+      <X509Certificate>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</X509Certificate>
+    </X509Data>
+  </KeyInfo>
+  <Object Id="idPackageObject">
+    <Manifest>
+      <Reference URI="/_rels/.rels?ContentType=application/vnd.openxmlformats-package.relationships+xml">
+        <Transforms>
+          <Transform Algorithm="http://schemas.openxmlformats.org/package/2006/RelationshipTransform">
+            <mdssi:RelationshipReference xmlns:mdssi="http://schemas.openxmlformats.org/package/2006/digital-signature" SourceId="rId1"/>
+          </Transform>
+          <Transform Algorithm="http://www.w3.org/TR/2001/REC-xml-c14n-20010315"/>
+        </Transforms>
+        <DigestMethod Algorithm="http://www.w3.org/2001/04/xmlenc#sha256"/>
+        <DigestValue>Mq3mDDWudLiaQFa1psBgLG+/en7p7r8re0MtlxnuiUI=</DigestValue>
+      </Reference>
+      <Reference URI="/word/_rels/document.xml.rels?ContentType=application/vnd.openxmlformats-package.relationships+xml">
+        <Transforms>
+          <Transform Algorithm="http://schemas.openxmlformats.org/package/2006/RelationshipTransform">
+            <mdssi:RelationshipReference xmlns:mdssi="http://schemas.openxmlformats.org/package/2006/digital-signature" SourceId="rId6"/>
+            <mdssi:RelationshipReference xmlns:mdssi="http://schemas.openxmlformats.org/package/2006/digital-signature" SourceId="rId11"/>
+            <mdssi:RelationshipReference xmlns:mdssi="http://schemas.openxmlformats.org/package/2006/digital-signature" SourceId="rId5"/>
+            <mdssi:RelationshipReference xmlns:mdssi="http://schemas.openxmlformats.org/package/2006/digital-signature" SourceId="rId15"/>
+            <mdssi:RelationshipReference xmlns:mdssi="http://schemas.openxmlformats.org/package/2006/digital-signature" SourceId="rId10"/>
+            <mdssi:RelationshipReference xmlns:mdssi="http://schemas.openxmlformats.org/package/2006/digital-signature" SourceId="rId19"/>
+            <mdssi:RelationshipReference xmlns:mdssi="http://schemas.openxmlformats.org/package/2006/digital-signature" SourceId="rId4"/>
+            <mdssi:RelationshipReference xmlns:mdssi="http://schemas.openxmlformats.org/package/2006/digital-signature" SourceId="rId9"/>
+            <mdssi:RelationshipReference xmlns:mdssi="http://schemas.openxmlformats.org/package/2006/digital-signature" SourceId="rId14"/>
+            <mdssi:RelationshipReference xmlns:mdssi="http://schemas.openxmlformats.org/package/2006/digital-signature" SourceId="rId8"/>
+            <mdssi:RelationshipReference xmlns:mdssi="http://schemas.openxmlformats.org/package/2006/digital-signature" SourceId="rId13"/>
+            <mdssi:RelationshipReference xmlns:mdssi="http://schemas.openxmlformats.org/package/2006/digital-signature" SourceId="rId18"/>
+            <mdssi:RelationshipReference xmlns:mdssi="http://schemas.openxmlformats.org/package/2006/digital-signature" SourceId="rId3"/>
+            <mdssi:RelationshipReference xmlns:mdssi="http://schemas.openxmlformats.org/package/2006/digital-signature" SourceId="rId21"/>
+            <mdssi:RelationshipReference xmlns:mdssi="http://schemas.openxmlformats.org/package/2006/digital-signature" SourceId="rId7"/>
+            <mdssi:RelationshipReference xmlns:mdssi="http://schemas.openxmlformats.org/package/2006/digital-signature" SourceId="rId12"/>
+            <mdssi:RelationshipReference xmlns:mdssi="http://schemas.openxmlformats.org/package/2006/digital-signature" SourceId="rId17"/>
+            <mdssi:RelationshipReference xmlns:mdssi="http://schemas.openxmlformats.org/package/2006/digital-signature" SourceId="rId16"/>
+            <mdssi:RelationshipReference xmlns:mdssi="http://schemas.openxmlformats.org/package/2006/digital-signature" SourceId="rId20"/>
+          </Transform>
+          <Transform Algorithm="http://www.w3.org/TR/2001/REC-xml-c14n-20010315"/>
+        </Transforms>
+        <DigestMethod Algorithm="http://www.w3.org/2001/04/xmlenc#sha256"/>
+        <DigestValue>Vzs6Q8p6dhnZthU8vDIIWKdX5pCPIqyJCV8bEdEGZ2M=</DigestValue>
+      </Reference>
+      <Reference URI="/word/document.xml?ContentType=application/vnd.openxmlformats-officedocument.wordprocessingml.document.main+xml">
+        <DigestMethod Algorithm="http://www.w3.org/2001/04/xmlenc#sha256"/>
+        <DigestValue>wzXIHkb/p+stI+PebQby730yaHjXbiPji1Iy3aVEAuA=</DigestValue>
+      </Reference>
+      <Reference URI="/word/endnotes.xml?ContentType=application/vnd.openxmlformats-officedocument.wordprocessingml.endnotes+xml">
+        <DigestMethod Algorithm="http://www.w3.org/2001/04/xmlenc#sha256"/>
+        <DigestValue>kgvSOjyXjuVB6z7CQr97FeCkcTJMx8B7s3gGjOvSaGc=</DigestValue>
+      </Reference>
+      <Reference URI="/word/fontTable.xml?ContentType=application/vnd.openxmlformats-officedocument.wordprocessingml.fontTable+xml">
+        <DigestMethod Algorithm="http://www.w3.org/2001/04/xmlenc#sha256"/>
+        <DigestValue>q3N//KIQcqA3pTYFSNf2hDWEwaWEbD1uqZOJx4n9fI0=</DigestValue>
+      </Reference>
+      <Reference URI="/word/footer1.xml?ContentType=application/vnd.openxmlformats-officedocument.wordprocessingml.footer+xml">
+        <DigestMethod Algorithm="http://www.w3.org/2001/04/xmlenc#sha256"/>
+        <DigestValue>o4EcV9MDUNcBnVSPgqMdiwbKX/G2wUz0qeh044uJ958=</DigestValue>
+      </Reference>
+      <Reference URI="/word/footnotes.xml?ContentType=application/vnd.openxmlformats-officedocument.wordprocessingml.footnotes+xml">
+        <DigestMethod Algorithm="http://www.w3.org/2001/04/xmlenc#sha256"/>
+        <DigestValue>V1AH7E8RrdrPao9nOW7oktDwlg6uE7kYTnfujw3sghU=</DigestValue>
+      </Reference>
+      <Reference URI="/word/glossary/_rels/document.xml.rels?ContentType=application/vnd.openxmlformats-package.relationships+xml">
+        <Transforms>
+          <Transform Algorithm="http://schemas.openxmlformats.org/package/2006/RelationshipTransform">
+            <mdssi:RelationshipReference xmlns:mdssi="http://schemas.openxmlformats.org/package/2006/digital-signature" SourceId="rId2"/>
+            <mdssi:RelationshipReference xmlns:mdssi="http://schemas.openxmlformats.org/package/2006/digital-signature" SourceId="rId1"/>
+            <mdssi:RelationshipReference xmlns:mdssi="http://schemas.openxmlformats.org/package/2006/digital-signature" SourceId="rId4"/>
+            <mdssi:RelationshipReference xmlns:mdssi="http://schemas.openxmlformats.org/package/2006/digital-signature" SourceId="rId3"/>
+          </Transform>
+          <Transform Algorithm="http://www.w3.org/TR/2001/REC-xml-c14n-20010315"/>
+        </Transforms>
+        <DigestMethod Algorithm="http://www.w3.org/2001/04/xmlenc#sha256"/>
+        <DigestValue>tI9MMc4dgyFVN51ZYv0+ie+qLoS977tYmLOtS8YjJ5U=</DigestValue>
+      </Reference>
+      <Reference URI="/word/glossary/document.xml?ContentType=application/vnd.openxmlformats-officedocument.wordprocessingml.document.glossary+xml">
+        <DigestMethod Algorithm="http://www.w3.org/2001/04/xmlenc#sha256"/>
+        <DigestValue>nyJEmu+EzUeO/Aj7xDrwfAsKAMNTqeHZVtp77SNjTAk=</DigestValue>
+      </Reference>
+      <Reference URI="/word/glossary/fontTable.xml?ContentType=application/vnd.openxmlformats-officedocument.wordprocessingml.fontTable+xml">
+        <DigestMethod Algorithm="http://www.w3.org/2001/04/xmlenc#sha256"/>
+        <DigestValue>q3N//KIQcqA3pTYFSNf2hDWEwaWEbD1uqZOJx4n9fI0=</DigestValue>
+      </Reference>
+      <Reference URI="/word/glossary/settings.xml?ContentType=application/vnd.openxmlformats-officedocument.wordprocessingml.settings+xml">
+        <DigestMethod Algorithm="http://www.w3.org/2001/04/xmlenc#sha256"/>
+        <DigestValue>1vmZh2AKi1qBrVV8JxQcEMbizehalzX6x1WaxFhT7Xs=</DigestValue>
+      </Reference>
+      <Reference URI="/word/glossary/styles.xml?ContentType=application/vnd.openxmlformats-officedocument.wordprocessingml.styles+xml">
+        <DigestMethod Algorithm="http://www.w3.org/2001/04/xmlenc#sha256"/>
+        <DigestValue>/mLJEPyDduuovzD1C5oHign1agxb1ci+Q2WtX+irhic=</DigestValue>
+      </Reference>
+      <Reference URI="/word/glossary/webSettings.xml?ContentType=application/vnd.openxmlformats-officedocument.wordprocessingml.webSettings+xml">
+        <DigestMethod Algorithm="http://www.w3.org/2001/04/xmlenc#sha256"/>
+        <DigestValue>8vb+dnljSWO/SbrmX5QfQZNN5Czus6gGr6xLq5InSFM=</DigestValue>
+      </Reference>
+      <Reference URI="/word/media/image1.png?ContentType=image/png">
+        <DigestMethod Algorithm="http://www.w3.org/2001/04/xmlenc#sha256"/>
+        <DigestValue>/m90S+r/+B6rDATU+Exg0P0d0LS1SJWSoEwf6yBB9Pc=</DigestValue>
+      </Reference>
+      <Reference URI="/word/media/image2.png?ContentType=image/png">
+        <DigestMethod Algorithm="http://www.w3.org/2001/04/xmlenc#sha256"/>
+        <DigestValue>O5HfrGYtDqFM+yOkZvaVBz5ySOiVF2ybobHKo2uV6NE=</DigestValue>
+      </Reference>
+      <Reference URI="/word/media/image3.png?ContentType=image/png">
+        <DigestMethod Algorithm="http://www.w3.org/2001/04/xmlenc#sha256"/>
+        <DigestValue>bsQLe5VjXfjjJu/LQMPyXX4cZp6dd5X7N/LxB9yuhXg=</DigestValue>
+      </Reference>
+      <Reference URI="/word/media/image4.png?ContentType=image/png">
+        <DigestMethod Algorithm="http://www.w3.org/2001/04/xmlenc#sha256"/>
+        <DigestValue>bS7DObOlOMf3JwMuiZzUJR1OfyqMEUPoRI4YWHvupmo=</DigestValue>
+      </Reference>
+      <Reference URI="/word/media/image5.emf?ContentType=image/x-emf">
+        <DigestMethod Algorithm="http://www.w3.org/2001/04/xmlenc#sha256"/>
+        <DigestValue>Y//6/t3iBqX5UzTDBWuXFYsyJM0hNMG4cDofiUO7Q9g=</DigestValue>
+      </Reference>
+      <Reference URI="/word/media/image6.emf?ContentType=image/x-emf">
+        <DigestMethod Algorithm="http://www.w3.org/2001/04/xmlenc#sha256"/>
+        <DigestValue>paHVDZEhLJE6KRenEQijcfHwEFzUj1AWoo5gMXG7kwU=</DigestValue>
+      </Reference>
+      <Reference URI="/word/media/image7.emf?ContentType=image/x-emf">
+        <DigestMethod Algorithm="http://www.w3.org/2001/04/xmlenc#sha256"/>
+        <DigestValue>1DsTYYNHetxCMghjBfel6n9i2jBTi2ot1wtfGrTITNQ=</DigestValue>
+      </Reference>
+      <Reference URI="/word/numbering.xml?ContentType=application/vnd.openxmlformats-officedocument.wordprocessingml.numbering+xml">
+        <DigestMethod Algorithm="http://www.w3.org/2001/04/xmlenc#sha256"/>
+        <DigestValue>AlFKSm1mD/GZWLYUXv5VfPJpTThauNMRzDjsK5YJavw=</DigestValue>
+      </Reference>
+      <Reference URI="/word/settings.xml?ContentType=application/vnd.openxmlformats-officedocument.wordprocessingml.settings+xml">
+        <DigestMethod Algorithm="http://www.w3.org/2001/04/xmlenc#sha256"/>
+        <DigestValue>wO/H19iPQw+HMLW5nIC8ObD24xibTDvlwe9JjWNeSgw=</DigestValue>
+      </Reference>
+      <Reference URI="/word/styles.xml?ContentType=application/vnd.openxmlformats-officedocument.wordprocessingml.styles+xml">
+        <DigestMethod Algorithm="http://www.w3.org/2001/04/xmlenc#sha256"/>
+        <DigestValue>UNX93IfvRUx4C15gj5ki0HY1tH+svrIFBSQ15DYid5k=</DigestValue>
+      </Reference>
+      <Reference URI="/word/theme/theme1.xml?ContentType=application/vnd.openxmlformats-officedocument.theme+xml">
+        <DigestMethod Algorithm="http://www.w3.org/2001/04/xmlenc#sha256"/>
+        <DigestValue>UoNV+hWN7+aGBxoVh5c8Qc26MFclbfE7LycPDY8Ylvw=</DigestValue>
+      </Reference>
+      <Reference URI="/word/webSettings.xml?ContentType=application/vnd.openxmlformats-officedocument.wordprocessingml.webSettings+xml">
+        <DigestMethod Algorithm="http://www.w3.org/2001/04/xmlenc#sha256"/>
+        <DigestValue>tFniLiX7/CySIPxJ6fUTc9v0KX8j5/dRqAHgmA1akOk=</DigestValue>
+      </Reference>
+    </Manifest>
+    <SignatureProperties>
+      <SignatureProperty Id="idSignatureTime" Target="#idPackageSignature">
+        <mdssi:SignatureTime xmlns:mdssi="http://schemas.openxmlformats.org/package/2006/digital-signature">
+          <mdssi:Format>YYYY-MM-DDThh:mm:ssTZD</mdssi:Format>
+          <mdssi:Value>2026-09-30T20:45:56Z</mdssi:Value>
+        </mdssi:SignatureTime>
+      </SignatureProperty>
+    </SignatureProperties>
+  </Object>
+  <Object Id="idOfficeObject">
+    <SignatureProperties>
+      <SignatureProperty Id="idOfficeV1Details" Target="#idPackageSignature">
+        <SignatureInfoV1 xmlns="http://schemas.microsoft.com/office/2006/digsig">
+          <SetupID>{0760498B-B1AE-4E42-B51F-9134752F5E7E}</SetupID>
+          <SignatureText>Paul van Zyl</SignatureText>
+          <SignatureImage/>
+          <SignatureComments/>
+          <WindowsVersion>10.0</WindowsVersion>
+          <OfficeVersion>16.0.20326/27</OfficeVersion>
+          <ApplicationVersion>16.0.20326</ApplicationVersion>
+          <Monitors>2</Monitors>
+          <HorizontalResolution>1920</HorizontalResolution>
+          <VerticalResolution>1080</VerticalResolution>
+          <ColorDepth>32</ColorDepth>
+          <SignatureProviderId>{00000000-0000-0000-0000-000000000000}</SignatureProviderId>
+          <SignatureProviderUrl/>
+          <SignatureProviderDetails>9</SignatureProviderDetails>
+          <SignatureType>2</SignatureType>
+        </SignatureInfoV1>
+      </SignatureProperty>
+    </SignatureProperties>
+  </Object>
+  <Object>
+    <xd:QualifyingProperties xmlns:xd="http://uri.etsi.org/01903/v1.3.2#" Target="#idPackageSignature">
+      <xd:SignedProperties Id="idSignedProperties">
+        <xd:SignedSignatureProperties>
+          <xd:SigningTime>2026-09-30T20:45:56Z</xd:SigningTime>
+          <xd:SigningCertificate>
+            <xd:Cert>
+              <xd:CertDigest>
+                <DigestMethod Algorithm="http://www.w3.org/2001/04/xmlenc#sha256"/>
+                <DigestValue>4jqoITpKWDRUxLerwnjuA5Eb1MHZSqvP+ip8ujF5Pao=</DigestValue>
+              </xd:CertDigest>
+              <xd:IssuerSerial>
+                <X509IssuerName>CN=localhost</X509IssuerName>
+                <X509SerialNumber>6657696975265250072</X509SerialNumber>
+              </xd:IssuerSerial>
+            </xd:Cert>
+          </xd:SigningCertificate>
+          <xd:SignaturePolicyIdentifier>
+            <xd:SignaturePolicyImplied/>
+          </xd:SignaturePolicyIdentifier>
+        </xd:SignedSignatureProperties>
+      </xd:SignedProperties>
+    </xd:QualifyingProperties>
+  </Object>
+  <Object Id="idValidSigLnImg">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</Object>
+  <Object Id="idInvalidSigLnImg">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</Object>
+</Signature>
+</file>
+
 <file path=customXml/item1.xml><?xml version="1.0" encoding="utf-8"?>
 <CoverPageProperties xmlns="http://schemas.microsoft.com/office/2006/coverPageProps">
   <PublishDate>2026-09-30T00:00:00</PublishDate>

--- a/SEN_381_PED_v2.4.docx
+++ b/SEN_381_PED_v2.4.docx
@@ -30853,6 +30853,248 @@
 </Signature>
 </file>
 
+<file path=_xmlsignatures/sig3.xml><?xml version="1.0" encoding="utf-8"?>
+<Signature xmlns="http://www.w3.org/2000/09/xmldsig#" Id="idPackageSignature">
+  <SignedInfo>
+    <CanonicalizationMethod Algorithm="http://www.w3.org/TR/2001/REC-xml-c14n-20010315"/>
+    <SignatureMethod Algorithm="http://www.w3.org/2001/04/xmldsig-more#rsa-sha256"/>
+    <Reference Type="http://www.w3.org/2000/09/xmldsig#Object" URI="#idPackageObject">
+      <DigestMethod Algorithm="http://www.w3.org/2001/04/xmlenc#sha256"/>
+      <DigestValue>0zFpzQw+cw8tKGiAwBzCJHjByy67MnD46XjE42nX29Y=</DigestValue>
+    </Reference>
+    <Reference Type="http://www.w3.org/2000/09/xmldsig#Object" URI="#idOfficeObject">
+      <DigestMethod Algorithm="http://www.w3.org/2001/04/xmlenc#sha256"/>
+      <DigestValue>V8sfqkjJaGEKRHefj8CjH4Eq83f72FKuQF2RZLOPhe4=</DigestValue>
+    </Reference>
+    <Reference Type="http://uri.etsi.org/01903#SignedProperties" URI="#idSignedProperties">
+      <Transforms>
+        <Transform Algorithm="http://www.w3.org/TR/2001/REC-xml-c14n-20010315"/>
+      </Transforms>
+      <DigestMethod Algorithm="http://www.w3.org/2001/04/xmlenc#sha256"/>
+      <DigestValue>/SfehZCRIMNg+YgTfPH6tcZXsDD7hv4dWvMMA0X6pM0=</DigestValue>
+    </Reference>
+    <Reference Type="http://www.w3.org/2000/09/xmldsig#Object" URI="#idValidSigLnImg">
+      <DigestMethod Algorithm="http://www.w3.org/2001/04/xmlenc#sha256"/>
+      <DigestValue>tyMjdKiriUKBrcSZ/45sVSzhABZSm+QDBmZ7UPipq9k=</DigestValue>
+    </Reference>
+    <Reference Type="http://www.w3.org/2000/09/xmldsig#Object" URI="#idInvalidSigLnImg">
+      <DigestMethod Algorithm="http://www.w3.org/2001/04/xmlenc#sha256"/>
+      <DigestValue>++hx/cdEBC+wtcylosMKNqVw1EDEOrwTMjjcjfxqDIc=</DigestValue>
+    </Reference>
+  </SignedInfo>
+  <SignatureValue>fgdhILD1x6K0wHNi66nTnAr+V1mJpCiUNoif7rLGpQzpXT/nlNd9ZAoI3m+b0n1wHu6rRmnatxBo
+2KDQhSA56ozxA/MmVG+KLN0tO9uETEqLIx64My1nzKVwHdP+C2bVBUUPQbaq3lCi9m6X3ope1pef
+0R62+zMj9wAKB2ezBv8lRscxsIp6COrhwychdKHPQYGar/DJFxAS0AOFUMqmQDJ60mBqaKjBnZyE
+0dFP/Fca0/KAJX0fcKf2vt6Y7cUkh/tYEQSmXR5i3KVxoBhhfdIC0YxBQJZ6g/XQud0UJhu+o3py
+hHTxTHSL1MtFYicp0JXrN+P2UfAhh+OOAAV2Fw==</SignatureValue>
+  <KeyInfo>
+    <X509Data>
+      <X509Certificate>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</X509Certificate>
+    </X509Data>
+  </KeyInfo>
+  <Object Id="idPackageObject">
+    <Manifest>
+      <Reference URI="/_rels/.rels?ContentType=application/vnd.openxmlformats-package.relationships+xml">
+        <Transforms>
+          <Transform Algorithm="http://schemas.openxmlformats.org/package/2006/RelationshipTransform">
+            <mdssi:RelationshipReference xmlns:mdssi="http://schemas.openxmlformats.org/package/2006/digital-signature" SourceId="rId1"/>
+          </Transform>
+          <Transform Algorithm="http://www.w3.org/TR/2001/REC-xml-c14n-20010315"/>
+        </Transforms>
+        <DigestMethod Algorithm="http://www.w3.org/2001/04/xmlenc#sha256"/>
+        <DigestValue>Mq3mDDWudLiaQFa1psBgLG+/en7p7r8re0MtlxnuiUI=</DigestValue>
+      </Reference>
+      <Reference URI="/word/_rels/document.xml.rels?ContentType=application/vnd.openxmlformats-package.relationships+xml">
+        <Transforms>
+          <Transform Algorithm="http://schemas.openxmlformats.org/package/2006/RelationshipTransform">
+            <mdssi:RelationshipReference xmlns:mdssi="http://schemas.openxmlformats.org/package/2006/digital-signature" SourceId="rId7"/>
+            <mdssi:RelationshipReference xmlns:mdssi="http://schemas.openxmlformats.org/package/2006/digital-signature" SourceId="rId12"/>
+            <mdssi:RelationshipReference xmlns:mdssi="http://schemas.openxmlformats.org/package/2006/digital-signature" SourceId="rId17"/>
+            <mdssi:RelationshipReference xmlns:mdssi="http://schemas.openxmlformats.org/package/2006/digital-signature" SourceId="rId16"/>
+            <mdssi:RelationshipReference xmlns:mdssi="http://schemas.openxmlformats.org/package/2006/digital-signature" SourceId="rId20"/>
+            <mdssi:RelationshipReference xmlns:mdssi="http://schemas.openxmlformats.org/package/2006/digital-signature" SourceId="rId6"/>
+            <mdssi:RelationshipReference xmlns:mdssi="http://schemas.openxmlformats.org/package/2006/digital-signature" SourceId="rId11"/>
+            <mdssi:RelationshipReference xmlns:mdssi="http://schemas.openxmlformats.org/package/2006/digital-signature" SourceId="rId5"/>
+            <mdssi:RelationshipReference xmlns:mdssi="http://schemas.openxmlformats.org/package/2006/digital-signature" SourceId="rId15"/>
+            <mdssi:RelationshipReference xmlns:mdssi="http://schemas.openxmlformats.org/package/2006/digital-signature" SourceId="rId10"/>
+            <mdssi:RelationshipReference xmlns:mdssi="http://schemas.openxmlformats.org/package/2006/digital-signature" SourceId="rId19"/>
+            <mdssi:RelationshipReference xmlns:mdssi="http://schemas.openxmlformats.org/package/2006/digital-signature" SourceId="rId4"/>
+            <mdssi:RelationshipReference xmlns:mdssi="http://schemas.openxmlformats.org/package/2006/digital-signature" SourceId="rId9"/>
+            <mdssi:RelationshipReference xmlns:mdssi="http://schemas.openxmlformats.org/package/2006/digital-signature" SourceId="rId14"/>
+            <mdssi:RelationshipReference xmlns:mdssi="http://schemas.openxmlformats.org/package/2006/digital-signature" SourceId="rId8"/>
+            <mdssi:RelationshipReference xmlns:mdssi="http://schemas.openxmlformats.org/package/2006/digital-signature" SourceId="rId13"/>
+            <mdssi:RelationshipReference xmlns:mdssi="http://schemas.openxmlformats.org/package/2006/digital-signature" SourceId="rId18"/>
+            <mdssi:RelationshipReference xmlns:mdssi="http://schemas.openxmlformats.org/package/2006/digital-signature" SourceId="rId3"/>
+            <mdssi:RelationshipReference xmlns:mdssi="http://schemas.openxmlformats.org/package/2006/digital-signature" SourceId="rId21"/>
+          </Transform>
+          <Transform Algorithm="http://www.w3.org/TR/2001/REC-xml-c14n-20010315"/>
+        </Transforms>
+        <DigestMethod Algorithm="http://www.w3.org/2001/04/xmlenc#sha256"/>
+        <DigestValue>Vzs6Q8p6dhnZthU8vDIIWKdX5pCPIqyJCV8bEdEGZ2M=</DigestValue>
+      </Reference>
+      <Reference URI="/word/document.xml?ContentType=application/vnd.openxmlformats-officedocument.wordprocessingml.document.main+xml">
+        <DigestMethod Algorithm="http://www.w3.org/2001/04/xmlenc#sha256"/>
+        <DigestValue>wzXIHkb/p+stI+PebQby730yaHjXbiPji1Iy3aVEAuA=</DigestValue>
+      </Reference>
+      <Reference URI="/word/endnotes.xml?ContentType=application/vnd.openxmlformats-officedocument.wordprocessingml.endnotes+xml">
+        <DigestMethod Algorithm="http://www.w3.org/2001/04/xmlenc#sha256"/>
+        <DigestValue>kgvSOjyXjuVB6z7CQr97FeCkcTJMx8B7s3gGjOvSaGc=</DigestValue>
+      </Reference>
+      <Reference URI="/word/fontTable.xml?ContentType=application/vnd.openxmlformats-officedocument.wordprocessingml.fontTable+xml">
+        <DigestMethod Algorithm="http://www.w3.org/2001/04/xmlenc#sha256"/>
+        <DigestValue>q3N//KIQcqA3pTYFSNf2hDWEwaWEbD1uqZOJx4n9fI0=</DigestValue>
+      </Reference>
+      <Reference URI="/word/footer1.xml?ContentType=application/vnd.openxmlformats-officedocument.wordprocessingml.footer+xml">
+        <DigestMethod Algorithm="http://www.w3.org/2001/04/xmlenc#sha256"/>
+        <DigestValue>o4EcV9MDUNcBnVSPgqMdiwbKX/G2wUz0qeh044uJ958=</DigestValue>
+      </Reference>
+      <Reference URI="/word/footnotes.xml?ContentType=application/vnd.openxmlformats-officedocument.wordprocessingml.footnotes+xml">
+        <DigestMethod Algorithm="http://www.w3.org/2001/04/xmlenc#sha256"/>
+        <DigestValue>V1AH7E8RrdrPao9nOW7oktDwlg6uE7kYTnfujw3sghU=</DigestValue>
+      </Reference>
+      <Reference URI="/word/glossary/_rels/document.xml.rels?ContentType=application/vnd.openxmlformats-package.relationships+xml">
+        <Transforms>
+          <Transform Algorithm="http://schemas.openxmlformats.org/package/2006/RelationshipTransform">
+            <mdssi:RelationshipReference xmlns:mdssi="http://schemas.openxmlformats.org/package/2006/digital-signature" SourceId="rId1"/>
+            <mdssi:RelationshipReference xmlns:mdssi="http://schemas.openxmlformats.org/package/2006/digital-signature" SourceId="rId4"/>
+            <mdssi:RelationshipReference xmlns:mdssi="http://schemas.openxmlformats.org/package/2006/digital-signature" SourceId="rId3"/>
+            <mdssi:RelationshipReference xmlns:mdssi="http://schemas.openxmlformats.org/package/2006/digital-signature" SourceId="rId2"/>
+          </Transform>
+          <Transform Algorithm="http://www.w3.org/TR/2001/REC-xml-c14n-20010315"/>
+        </Transforms>
+        <DigestMethod Algorithm="http://www.w3.org/2001/04/xmlenc#sha256"/>
+        <DigestValue>tI9MMc4dgyFVN51ZYv0+ie+qLoS977tYmLOtS8YjJ5U=</DigestValue>
+      </Reference>
+      <Reference URI="/word/glossary/document.xml?ContentType=application/vnd.openxmlformats-officedocument.wordprocessingml.document.glossary+xml">
+        <DigestMethod Algorithm="http://www.w3.org/2001/04/xmlenc#sha256"/>
+        <DigestValue>nyJEmu+EzUeO/Aj7xDrwfAsKAMNTqeHZVtp77SNjTAk=</DigestValue>
+      </Reference>
+      <Reference URI="/word/glossary/fontTable.xml?ContentType=application/vnd.openxmlformats-officedocument.wordprocessingml.fontTable+xml">
+        <DigestMethod Algorithm="http://www.w3.org/2001/04/xmlenc#sha256"/>
+        <DigestValue>q3N//KIQcqA3pTYFSNf2hDWEwaWEbD1uqZOJx4n9fI0=</DigestValue>
+      </Reference>
+      <Reference URI="/word/glossary/settings.xml?ContentType=application/vnd.openxmlformats-officedocument.wordprocessingml.settings+xml">
+        <DigestMethod Algorithm="http://www.w3.org/2001/04/xmlenc#sha256"/>
+        <DigestValue>1vmZh2AKi1qBrVV8JxQcEMbizehalzX6x1WaxFhT7Xs=</DigestValue>
+      </Reference>
+      <Reference URI="/word/glossary/styles.xml?ContentType=application/vnd.openxmlformats-officedocument.wordprocessingml.styles+xml">
+        <DigestMethod Algorithm="http://www.w3.org/2001/04/xmlenc#sha256"/>
+        <DigestValue>/mLJEPyDduuovzD1C5oHign1agxb1ci+Q2WtX+irhic=</DigestValue>
+      </Reference>
+      <Reference URI="/word/glossary/webSettings.xml?ContentType=application/vnd.openxmlformats-officedocument.wordprocessingml.webSettings+xml">
+        <DigestMethod Algorithm="http://www.w3.org/2001/04/xmlenc#sha256"/>
+        <DigestValue>8vb+dnljSWO/SbrmX5QfQZNN5Czus6gGr6xLq5InSFM=</DigestValue>
+      </Reference>
+      <Reference URI="/word/media/image1.png?ContentType=image/png">
+        <DigestMethod Algorithm="http://www.w3.org/2001/04/xmlenc#sha256"/>
+        <DigestValue>/m90S+r/+B6rDATU+Exg0P0d0LS1SJWSoEwf6yBB9Pc=</DigestValue>
+      </Reference>
+      <Reference URI="/word/media/image2.png?ContentType=image/png">
+        <DigestMethod Algorithm="http://www.w3.org/2001/04/xmlenc#sha256"/>
+        <DigestValue>O5HfrGYtDqFM+yOkZvaVBz5ySOiVF2ybobHKo2uV6NE=</DigestValue>
+      </Reference>
+      <Reference URI="/word/media/image3.png?ContentType=image/png">
+        <DigestMethod Algorithm="http://www.w3.org/2001/04/xmlenc#sha256"/>
+        <DigestValue>bsQLe5VjXfjjJu/LQMPyXX4cZp6dd5X7N/LxB9yuhXg=</DigestValue>
+      </Reference>
+      <Reference URI="/word/media/image4.png?ContentType=image/png">
+        <DigestMethod Algorithm="http://www.w3.org/2001/04/xmlenc#sha256"/>
+        <DigestValue>bS7DObOlOMf3JwMuiZzUJR1OfyqMEUPoRI4YWHvupmo=</DigestValue>
+      </Reference>
+      <Reference URI="/word/media/image5.emf?ContentType=image/x-emf">
+        <DigestMethod Algorithm="http://www.w3.org/2001/04/xmlenc#sha256"/>
+        <DigestValue>Y//6/t3iBqX5UzTDBWuXFYsyJM0hNMG4cDofiUO7Q9g=</DigestValue>
+      </Reference>
+      <Reference URI="/word/media/image6.emf?ContentType=image/x-emf">
+        <DigestMethod Algorithm="http://www.w3.org/2001/04/xmlenc#sha256"/>
+        <DigestValue>paHVDZEhLJE6KRenEQijcfHwEFzUj1AWoo5gMXG7kwU=</DigestValue>
+      </Reference>
+      <Reference URI="/word/media/image7.emf?ContentType=image/x-emf">
+        <DigestMethod Algorithm="http://www.w3.org/2001/04/xmlenc#sha256"/>
+        <DigestValue>1DsTYYNHetxCMghjBfel6n9i2jBTi2ot1wtfGrTITNQ=</DigestValue>
+      </Reference>
+      <Reference URI="/word/numbering.xml?ContentType=application/vnd.openxmlformats-officedocument.wordprocessingml.numbering+xml">
+        <DigestMethod Algorithm="http://www.w3.org/2001/04/xmlenc#sha256"/>
+        <DigestValue>AlFKSm1mD/GZWLYUXv5VfPJpTThauNMRzDjsK5YJavw=</DigestValue>
+      </Reference>
+      <Reference URI="/word/settings.xml?ContentType=application/vnd.openxmlformats-officedocument.wordprocessingml.settings+xml">
+        <DigestMethod Algorithm="http://www.w3.org/2001/04/xmlenc#sha256"/>
+        <DigestValue>wO/H19iPQw+HMLW5nIC8ObD24xibTDvlwe9JjWNeSgw=</DigestValue>
+      </Reference>
+      <Reference URI="/word/styles.xml?ContentType=application/vnd.openxmlformats-officedocument.wordprocessingml.styles+xml">
+        <DigestMethod Algorithm="http://www.w3.org/2001/04/xmlenc#sha256"/>
+        <DigestValue>UNX93IfvRUx4C15gj5ki0HY1tH+svrIFBSQ15DYid5k=</DigestValue>
+      </Reference>
+      <Reference URI="/word/theme/theme1.xml?ContentType=application/vnd.openxmlformats-officedocument.theme+xml">
+        <DigestMethod Algorithm="http://www.w3.org/2001/04/xmlenc#sha256"/>
+        <DigestValue>UoNV+hWN7+aGBxoVh5c8Qc26MFclbfE7LycPDY8Ylvw=</DigestValue>
+      </Reference>
+      <Reference URI="/word/webSettings.xml?ContentType=application/vnd.openxmlformats-officedocument.wordprocessingml.webSettings+xml">
+        <DigestMethod Algorithm="http://www.w3.org/2001/04/xmlenc#sha256"/>
+        <DigestValue>tFniLiX7/CySIPxJ6fUTc9v0KX8j5/dRqAHgmA1akOk=</DigestValue>
+      </Reference>
+    </Manifest>
+    <SignatureProperties>
+      <SignatureProperty Id="idSignatureTime" Target="#idPackageSignature">
+        <mdssi:SignatureTime xmlns:mdssi="http://schemas.openxmlformats.org/package/2006/digital-signature">
+          <mdssi:Format>YYYY-MM-DDThh:mm:ssTZD</mdssi:Format>
+          <mdssi:Value>2026-09-30T20:49:39Z</mdssi:Value>
+        </mdssi:SignatureTime>
+      </SignatureProperty>
+    </SignatureProperties>
+  </Object>
+  <Object Id="idOfficeObject">
+    <SignatureProperties>
+      <SignatureProperty Id="idOfficeV1Details" Target="#idPackageSignature">
+        <SignatureInfoV1 xmlns="http://schemas.microsoft.com/office/2006/digsig">
+          <SetupID>{1A91A2E8-1673-4B03-933C-45077A85FBD2}</SetupID>
+          <SignatureText/>
+          <SignatureImage>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</SignatureImage>
+          <SignatureComments/>
+          <WindowsVersion>10.0</WindowsVersion>
+          <OfficeVersion>16.0.20326/27</OfficeVersion>
+          <ApplicationVersion>16.0.20326</ApplicationVersion>
+          <Monitors>2</Monitors>
+          <HorizontalResolution>1920</HorizontalResolution>
+          <VerticalResolution>1080</VerticalResolution>
+          <ColorDepth>32</ColorDepth>
+          <SignatureProviderId>{00000000-0000-0000-0000-000000000000}</SignatureProviderId>
+          <SignatureProviderUrl/>
+          <SignatureProviderDetails>9</SignatureProviderDetails>
+          <SignatureType>2</SignatureType>
+        </SignatureInfoV1>
+      </SignatureProperty>
+    </SignatureProperties>
+  </Object>
+  <Object>
+    <xd:QualifyingProperties xmlns:xd="http://uri.etsi.org/01903/v1.3.2#" Target="#idPackageSignature">
+      <xd:SignedProperties Id="idSignedProperties">
+        <xd:SignedSignatureProperties>
+          <xd:SigningTime>2026-09-30T20:49:39Z</xd:SigningTime>
+          <xd:SigningCertificate>
+            <xd:Cert>
+              <xd:CertDigest>
+                <DigestMethod Algorithm="http://www.w3.org/2001/04/xmlenc#sha256"/>
+                <DigestValue>4jqoITpKWDRUxLerwnjuA5Eb1MHZSqvP+ip8ujF5Pao=</DigestValue>
+              </xd:CertDigest>
+              <xd:IssuerSerial>
+                <X509IssuerName>CN=localhost</X509IssuerName>
+                <X509SerialNumber>6657696975265250072</X509SerialNumber>
+              </xd:IssuerSerial>
+            </xd:Cert>
+          </xd:SigningCertificate>
+          <xd:SignaturePolicyIdentifier>
+            <xd:SignaturePolicyImplied/>
+          </xd:SignaturePolicyIdentifier>
+        </xd:SignedSignatureProperties>
+      </xd:SignedProperties>
+    </xd:QualifyingProperties>
+  </Object>
+  <Object Id="idValidSigLnImg">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</Object>
+  <Object Id="idInvalidSigLnImg">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</Object>
+</Signature>
+</file>
+
 <file path=customXml/item1.xml><?xml version="1.0" encoding="utf-8"?>
 <CoverPageProperties xmlns="http://schemas.microsoft.com/office/2006/coverPageProps">
   <PublishDate>2026-09-30T00:00:00</PublishDate>
